--- a/tfl/tables/T-EFF-10.docx
+++ b/tfl/tables/T-EFF-10.docx
@@ -1267,7 +1267,7 @@
           <w:szCs w:val="14"/>
           <w:color w:val="C0392B"/>
         </w:rPr>
-        <w:t xml:space="preserve">DRAFT — produced 2026-07-19 — synthetic data, NOT for regulatory submission</w:t>
+        <w:t xml:space="preserve">DRAFT — produced 2026-09-20 — synthetic data, NOT for regulatory submission</w:t>
       </w:r>
     </w:p>
     <w:sectPr>

--- a/tfl/tables/T-EFF-10.docx
+++ b/tfl/tables/T-EFF-10.docx
@@ -289,7 +289,7 @@
                 <w:szCs w:val="18"/>
                 <w:color w:val="FFFFFF"/>
               </w:rPr>
-              <w:t xml:space="preserve">(N=225)</w:t>
+              <w:t xml:space="preserve">(N=300)</w:t>
             </w:r>
           </w:p>
         </w:tc>
@@ -370,7 +370,7 @@
                 <w:szCs w:val="18"/>
                 <w:color w:val="FFFFFF"/>
               </w:rPr>
-              <w:t xml:space="preserve">(N=225)</w:t>
+              <w:t xml:space="preserve">(N=150)</w:t>
             </w:r>
           </w:p>
         </w:tc>
@@ -540,7 +540,7 @@
                 <w:szCs w:val="18"/>
                 <w:color w:val="000000"/>
               </w:rPr>
-              <w:t xml:space="preserve">19.88 (18.61, 21.16)</w:t>
+              <w:t xml:space="preserve">19.20 (18.05, 20.34)</w:t>
             </w:r>
           </w:p>
         </w:tc>
@@ -595,7 +595,7 @@
                 <w:szCs w:val="18"/>
                 <w:color w:val="000000"/>
               </w:rPr>
-              <w:t xml:space="preserve">15.32 (14.09, 16.54)</w:t>
+              <w:t xml:space="preserve">16.09 (14.73, 17.45)</w:t>
             </w:r>
           </w:p>
         </w:tc>
@@ -875,7 +875,7 @@
                 <w:szCs w:val="18"/>
                 <w:color w:val="000000"/>
               </w:rPr>
-              <w:t xml:space="preserve">4.56 (2.80, 6.33)</w:t>
+              <w:t xml:space="preserve">3.10 (1.33, 4.88)</w:t>
             </w:r>
           </w:p>
         </w:tc>
